--- a/LabLogbook_1.docx
+++ b/LabLogbook_1.docx
@@ -4,9 +4,61 @@
   <w:body>
     <w:p>
       <w:pPr>
-        <w:jc w:val="center"/>
+        <w:rPr>
+          <w:b/>
+          <w:bCs/>
+        </w:rPr>
       </w:pPr>
       <w:r>
+        <w:rPr>
+          <w:b/>
+          <w:bCs/>
+        </w:rPr>
+        <w:t>NAME: KARTHIK AKULA</w:t>
+      </w:r>
+    </w:p>
+    <w:p>
+      <w:pPr>
+        <w:rPr>
+          <w:b/>
+          <w:bCs/>
+        </w:rPr>
+      </w:pPr>
+      <w:r>
+        <w:rPr>
+          <w:b/>
+          <w:bCs/>
+        </w:rPr>
+        <w:t>ID: 2534405</w:t>
+      </w:r>
+    </w:p>
+    <w:p>
+      <w:pPr>
+        <w:rPr>
+          <w:b/>
+          <w:bCs/>
+        </w:rPr>
+      </w:pPr>
+    </w:p>
+    <w:p>
+      <w:pPr>
+        <w:jc w:val="center"/>
+        <w:rPr>
+          <w:b/>
+          <w:bCs/>
+          <w:sz w:val="28"/>
+          <w:szCs w:val="28"/>
+          <w:u w:val="single"/>
+        </w:rPr>
+      </w:pPr>
+      <w:r>
+        <w:rPr>
+          <w:b/>
+          <w:bCs/>
+          <w:sz w:val="28"/>
+          <w:szCs w:val="28"/>
+          <w:u w:val="single"/>
+        </w:rPr>
         <w:t>LAB-1</w:t>
       </w:r>
     </w:p>
